--- a/downloads/teacher/05 Materials/Unit 02/Slides/Slides 02.16 - Diversification.docx
+++ b/downloads/teacher/05 Materials/Unit 02/Slides/Slides 02.16 - Diversification.docx
@@ -372,21 +372,6 @@
       </w:pPr>
       <w:r>
         <w:t xml:space="preserve">Pairs, calculators. 12 minutes.</w:t>
-      </w:r>
-      <w:r>
-        <w:t xml:space="preserve"> </w:t>
-      </w:r>
-      <w:r>
-        <w:t xml:space="preserve">Notes:</w:t>
-      </w:r>
-      <w:r>
-        <w:t xml:space="preserve"> </w:t>
-      </w:r>
-      <w:r>
-        <w:rPr>
-          <w:rStyle w:val="TeacherNote"/>
-        </w:rPr>
-        <w:t xml:space="preserve">[Sal: if the live Command Bridge shows holdings by venture across a period, put the class’s own pie here first.]</w:t>
       </w:r>
     </w:p>
     <w:p>
